--- a/chapters/syllabus-handout.docx
+++ b/chapters/syllabus-handout.docx
@@ -145,7 +145,7 @@
               <w:spacing w:before="16" w:after="16"/>
             </w:pPr>
             <w:r>
-              <w:t xml:space="preserve">This is the syllabus for the</w:t>
+              <w:t xml:space="preserve">This document is the syllabus for the</w:t>
             </w:r>
             <w:r>
               <w:t xml:space="preserve"> </w:t>

--- a/chapters/syllabus-handout.docx
+++ b/chapters/syllabus-handout.docx
@@ -1480,7 +1480,7 @@
       </w:tr>
     </w:tbl>
     <w:bookmarkEnd w:id="26"/>
-    <w:bookmarkStart w:id="111" w:name="details"/>
+    <w:bookmarkStart w:id="114" w:name="details"/>
     <w:p>
       <w:pPr>
         <w:pStyle w:val="Heading1"/>
@@ -3133,7 +3133,7 @@
         <w:t xml:space="preserve"> </w:t>
       </w:r>
       <w:r>
-        <w:t xml:space="preserve">you not complete your self-grading for an assignment by the</w:t>
+        <w:t xml:space="preserve">you do not complete your self-grading for an assignment by the</w:t>
       </w:r>
       <w:r>
         <w:t xml:space="preserve"> </w:t>
@@ -4759,7 +4759,7 @@
     </w:p>
     <w:bookmarkEnd w:id="68"/>
     <w:bookmarkEnd w:id="69"/>
-    <w:bookmarkStart w:id="95" w:name="other-learning-resources"/>
+    <w:bookmarkStart w:id="98" w:name="other-learning-resources"/>
     <w:p>
       <w:pPr>
         <w:pStyle w:val="Heading2"/>
@@ -5236,6 +5236,85 @@
       <w:pPr>
         <w:pStyle w:val="BodyText"/>
       </w:pPr>
+      <w:hyperlink r:id="rId88">
+        <w:r>
+          <w:rPr>
+            <w:rStyle w:val="Hyperlink"/>
+          </w:rPr>
+          <w:t xml:space="preserve">StatQuest with Josh Starmer</w:t>
+        </w:r>
+      </w:hyperlink>
+      <w:r>
+        <w:t xml:space="preserve">:</w:t>
+      </w:r>
+      <w:r>
+        <w:br/>
+      </w:r>
+      <w:r>
+        <w:t xml:space="preserve">Step-by-step video tutorials</w:t>
+      </w:r>
+      <w:r>
+        <w:t xml:space="preserve"> </w:t>
+      </w:r>
+      <w:r>
+        <w:t xml:space="preserve">on core statistical and machine learning concepts,</w:t>
+      </w:r>
+      <w:r>
+        <w:t xml:space="preserve"> </w:t>
+      </w:r>
+      <w:r>
+        <w:t xml:space="preserve">including linear models and logistic regression.</w:t>
+      </w:r>
+    </w:p>
+    <w:p>
+      <w:pPr>
+        <w:pStyle w:val="BodyText"/>
+      </w:pPr>
+      <w:hyperlink r:id="rId89">
+        <w:r>
+          <w:rPr>
+            <w:rStyle w:val="Hyperlink"/>
+          </w:rPr>
+          <w:t xml:space="preserve">AmstatVideos (American Statistical Association)</w:t>
+        </w:r>
+      </w:hyperlink>
+      <w:r>
+        <w:t xml:space="preserve">:</w:t>
+      </w:r>
+      <w:r>
+        <w:br/>
+      </w:r>
+      <w:r>
+        <w:t xml:space="preserve">Lectures, webinars, and historical interviews with prominent statisticians,</w:t>
+      </w:r>
+      <w:r>
+        <w:t xml:space="preserve"> </w:t>
+      </w:r>
+      <w:r>
+        <w:t xml:space="preserve">including the</w:t>
+      </w:r>
+      <w:r>
+        <w:t xml:space="preserve"> </w:t>
+      </w:r>
+      <w:hyperlink r:id="rId90">
+        <w:r>
+          <w:rPr>
+            <w:rStyle w:val="Hyperlink"/>
+          </w:rPr>
+          <w:t xml:space="preserve">Distinguished Statistician series</w:t>
+        </w:r>
+      </w:hyperlink>
+      <w:r>
+        <w:t xml:space="preserve"> </w:t>
+      </w:r>
+      <w:r>
+        <w:t xml:space="preserve">featuring Jerzy Neyman.</w:t>
+      </w:r>
+    </w:p>
+    <w:p>
+      <w:pPr>
+        <w:pStyle w:val="BodyText"/>
+      </w:pPr>
       <w:r>
         <w:t xml:space="preserve">Carstensen, Bendix, Epidemiology with R (Oxford, 2020; online edn,</w:t>
       </w:r>
@@ -5248,7 +5327,7 @@
       <w:r>
         <w:t xml:space="preserve"> </w:t>
       </w:r>
-      <w:hyperlink r:id="rId88">
+      <w:hyperlink r:id="rId91">
         <w:r>
           <w:rPr>
             <w:rStyle w:val="Hyperlink"/>
@@ -5267,7 +5346,7 @@
       <w:r>
         <w:br/>
       </w:r>
-      <w:hyperlink r:id="rId89">
+      <w:hyperlink r:id="rId92">
         <w:r>
           <w:rPr>
             <w:rStyle w:val="Hyperlink"/>
@@ -5286,7 +5365,7 @@
       <w:r>
         <w:br/>
       </w:r>
-      <w:hyperlink r:id="rId90">
+      <w:hyperlink r:id="rId93">
         <w:r>
           <w:rPr>
             <w:rStyle w:val="Hyperlink"/>
@@ -5311,7 +5390,7 @@
       <w:r>
         <w:br/>
       </w:r>
-      <w:hyperlink r:id="rId91">
+      <w:hyperlink r:id="rId94">
         <w:r>
           <w:rPr>
             <w:rStyle w:val="Hyperlink"/>
@@ -5330,7 +5409,7 @@
       <w:r>
         <w:t xml:space="preserve"> </w:t>
       </w:r>
-      <w:hyperlink r:id="rId92">
+      <w:hyperlink r:id="rId95">
         <w:r>
           <w:rPr>
             <w:rStyle w:val="Hyperlink"/>
@@ -5349,7 +5428,7 @@
       <w:r>
         <w:t xml:space="preserve"> </w:t>
       </w:r>
-      <w:hyperlink r:id="rId93">
+      <w:hyperlink r:id="rId96">
         <w:r>
           <w:rPr>
             <w:rStyle w:val="Hyperlink"/>
@@ -5368,7 +5447,7 @@
       <w:r>
         <w:t xml:space="preserve"> </w:t>
       </w:r>
-      <w:hyperlink r:id="rId94">
+      <w:hyperlink r:id="rId97">
         <w:r>
           <w:rPr>
             <w:rStyle w:val="Hyperlink"/>
@@ -5377,8 +5456,8 @@
         </w:r>
       </w:hyperlink>
     </w:p>
-    <w:bookmarkEnd w:id="95"/>
-    <w:bookmarkStart w:id="98" w:name="self-care-as-students"/>
+    <w:bookmarkEnd w:id="98"/>
+    <w:bookmarkStart w:id="101" w:name="self-care-as-students"/>
     <w:p>
       <w:pPr>
         <w:pStyle w:val="Heading2"/>
@@ -5467,7 +5546,7 @@
       <w:r>
         <w:t xml:space="preserve"> </w:t>
       </w:r>
-      <w:hyperlink r:id="rId96">
+      <w:hyperlink r:id="rId99">
         <w:r>
           <w:rPr>
             <w:rStyle w:val="Hyperlink"/>
@@ -5547,7 +5626,7 @@
       <w:r>
         <w:t xml:space="preserve"> </w:t>
       </w:r>
-      <w:hyperlink r:id="rId97">
+      <w:hyperlink r:id="rId100">
         <w:r>
           <w:rPr>
             <w:rStyle w:val="Hyperlink"/>
@@ -5556,8 +5635,8 @@
         </w:r>
       </w:hyperlink>
     </w:p>
-    <w:bookmarkEnd w:id="98"/>
-    <w:bookmarkStart w:id="100" w:name="special-accommodations"/>
+    <w:bookmarkEnd w:id="101"/>
+    <w:bookmarkStart w:id="103" w:name="special-accommodations"/>
     <w:p>
       <w:pPr>
         <w:pStyle w:val="Heading2"/>
@@ -5627,7 +5706,7 @@
       <w:r>
         <w:t xml:space="preserve">see: </w:t>
       </w:r>
-      <w:hyperlink r:id="rId99">
+      <w:hyperlink r:id="rId102">
         <w:r>
           <w:rPr>
             <w:rStyle w:val="Hyperlink"/>
@@ -5653,8 +5732,8 @@
         <w:t xml:space="preserve">one-on-one to customize accommodations to your specific needs.</w:t>
       </w:r>
     </w:p>
-    <w:bookmarkEnd w:id="100"/>
-    <w:bookmarkStart w:id="102" w:name="academic-verification"/>
+    <w:bookmarkEnd w:id="103"/>
+    <w:bookmarkStart w:id="105" w:name="academic-verification"/>
     <w:p>
       <w:pPr>
         <w:pStyle w:val="Heading2"/>
@@ -5685,7 +5764,7 @@
       <w:r>
         <w:t xml:space="preserve"> </w:t>
       </w:r>
-      <w:hyperlink r:id="rId101">
+      <w:hyperlink r:id="rId104">
         <w:r>
           <w:rPr>
             <w:rStyle w:val="Hyperlink"/>
@@ -5709,8 +5788,8 @@
         <w:t xml:space="preserve">or other administrative hassles! </w:t>
       </w:r>
     </w:p>
-    <w:bookmarkEnd w:id="102"/>
-    <w:bookmarkStart w:id="107" w:name="academic-conduct"/>
+    <w:bookmarkEnd w:id="105"/>
+    <w:bookmarkStart w:id="110" w:name="academic-conduct"/>
     <w:p>
       <w:pPr>
         <w:pStyle w:val="Heading2"/>
@@ -5759,7 +5838,7 @@
       <w:r>
         <w:t xml:space="preserve"> </w:t>
       </w:r>
-      <w:hyperlink r:id="rId103">
+      <w:hyperlink r:id="rId106">
         <w:r>
           <w:rPr>
             <w:rStyle w:val="Hyperlink"/>
@@ -5779,7 +5858,7 @@
       <w:r>
         <w:t xml:space="preserve"> </w:t>
       </w:r>
-      <w:hyperlink r:id="rId104">
+      <w:hyperlink r:id="rId107">
         <w:r>
           <w:rPr>
             <w:rStyle w:val="Hyperlink"/>
@@ -5834,7 +5913,7 @@
       <w:r>
         <w:t xml:space="preserve">(</w:t>
       </w:r>
-      <w:hyperlink r:id="rId105">
+      <w:hyperlink r:id="rId108">
         <w:r>
           <w:rPr>
             <w:rStyle w:val="Hyperlink"/>
@@ -5858,7 +5937,7 @@
         <w:t xml:space="preserve">professional respect, courtesy, sensitivity, and inclusion.</w:t>
       </w:r>
     </w:p>
-    <w:bookmarkStart w:id="106" w:name="academic-conduct-specific-to-epi-204"/>
+    <w:bookmarkStart w:id="109" w:name="academic-conduct-specific-to-epi-204"/>
     <w:p>
       <w:pPr>
         <w:pStyle w:val="Heading3"/>
@@ -5899,9 +5978,9 @@
         <w:t xml:space="preserve">crucial practice and skill both for learning and for professional work.</w:t>
       </w:r>
     </w:p>
-    <w:bookmarkEnd w:id="106"/>
-    <w:bookmarkEnd w:id="107"/>
-    <w:bookmarkStart w:id="109" w:name="territory-acknowledgement"/>
+    <w:bookmarkEnd w:id="109"/>
+    <w:bookmarkEnd w:id="110"/>
+    <w:bookmarkStart w:id="112" w:name="territory-acknowledgement"/>
     <w:p>
       <w:pPr>
         <w:pStyle w:val="Heading2"/>
@@ -5986,7 +6065,7 @@
       <w:pPr>
         <w:pStyle w:val="BodyText"/>
       </w:pPr>
-      <w:hyperlink r:id="rId108">
+      <w:hyperlink r:id="rId111">
         <w:r>
           <w:rPr>
             <w:rStyle w:val="Hyperlink"/>
@@ -5995,8 +6074,8 @@
         </w:r>
       </w:hyperlink>
     </w:p>
-    <w:bookmarkEnd w:id="109"/>
-    <w:bookmarkStart w:id="110" w:name="changes-to-this-syllabus"/>
+    <w:bookmarkEnd w:id="112"/>
+    <w:bookmarkStart w:id="113" w:name="changes-to-this-syllabus"/>
     <w:p>
       <w:pPr>
         <w:pStyle w:val="Heading2"/>
@@ -6053,9 +6132,9 @@
         <w:t xml:space="preserve">quarter.</w:t>
       </w:r>
     </w:p>
-    <w:bookmarkEnd w:id="110"/>
-    <w:bookmarkEnd w:id="111"/>
-    <w:bookmarkStart w:id="117" w:name="finding-employment-on-campus"/>
+    <w:bookmarkEnd w:id="113"/>
+    <w:bookmarkEnd w:id="114"/>
+    <w:bookmarkStart w:id="120" w:name="finding-employment-on-campus"/>
     <w:p>
       <w:pPr>
         <w:pStyle w:val="Heading1"/>
@@ -6105,7 +6184,7 @@
           <w:numId w:val="1023"/>
         </w:numPr>
       </w:pPr>
-      <w:hyperlink r:id="rId112">
+      <w:hyperlink r:id="rId115">
         <w:r>
           <w:rPr>
             <w:rStyle w:val="Hyperlink"/>
@@ -6133,7 +6212,7 @@
           <w:numId w:val="1023"/>
         </w:numPr>
       </w:pPr>
-      <w:hyperlink r:id="rId113">
+      <w:hyperlink r:id="rId116">
         <w:r>
           <w:rPr>
             <w:rStyle w:val="Hyperlink"/>
@@ -6161,7 +6240,7 @@
           <w:numId w:val="1023"/>
         </w:numPr>
       </w:pPr>
-      <w:hyperlink r:id="rId114">
+      <w:hyperlink r:id="rId117">
         <w:r>
           <w:rPr>
             <w:rStyle w:val="Hyperlink"/>
@@ -6189,7 +6268,7 @@
           <w:numId w:val="1023"/>
         </w:numPr>
       </w:pPr>
-      <w:hyperlink r:id="rId115">
+      <w:hyperlink r:id="rId118">
         <w:r>
           <w:rPr>
             <w:rStyle w:val="Hyperlink"/>
@@ -6217,7 +6296,7 @@
           <w:numId w:val="1023"/>
         </w:numPr>
       </w:pPr>
-      <w:hyperlink r:id="rId116">
+      <w:hyperlink r:id="rId119">
         <w:r>
           <w:rPr>
             <w:rStyle w:val="Hyperlink"/>
@@ -6238,8 +6317,8 @@
         </w:r>
       </w:hyperlink>
     </w:p>
-    <w:bookmarkEnd w:id="117"/>
-    <w:bookmarkStart w:id="120" w:name="finding-employment-after-graduating"/>
+    <w:bookmarkEnd w:id="120"/>
+    <w:bookmarkStart w:id="123" w:name="finding-employment-after-graduating"/>
     <w:p>
       <w:pPr>
         <w:pStyle w:val="Heading1"/>
@@ -6255,7 +6334,7 @@
           <w:numId w:val="1024"/>
         </w:numPr>
       </w:pPr>
-      <w:hyperlink r:id="rId118">
+      <w:hyperlink r:id="rId121">
         <w:r>
           <w:rPr>
             <w:rStyle w:val="Hyperlink"/>
@@ -6283,7 +6362,7 @@
           <w:numId w:val="1024"/>
         </w:numPr>
       </w:pPr>
-      <w:hyperlink r:id="rId119">
+      <w:hyperlink r:id="rId122">
         <w:r>
           <w:rPr>
             <w:rStyle w:val="Hyperlink"/>
@@ -6304,7 +6383,7 @@
         </w:r>
       </w:hyperlink>
     </w:p>
-    <w:bookmarkEnd w:id="120"/>
+    <w:bookmarkEnd w:id="123"/>
     <w:sectPr>
       <w:footnotePr>
         <w:numRestart w:val="eachSect"/>

--- a/chapters/syllabus-handout.docx
+++ b/chapters/syllabus-handout.docx
@@ -1480,7 +1480,7 @@
       </w:tr>
     </w:tbl>
     <w:bookmarkEnd w:id="26"/>
-    <w:bookmarkStart w:id="114" w:name="details"/>
+    <w:bookmarkStart w:id="115" w:name="details"/>
     <w:p>
       <w:pPr>
         <w:pStyle w:val="Heading1"/>
@@ -4759,7 +4759,7 @@
     </w:p>
     <w:bookmarkEnd w:id="68"/>
     <w:bookmarkEnd w:id="69"/>
-    <w:bookmarkStart w:id="98" w:name="other-learning-resources"/>
+    <w:bookmarkStart w:id="99" w:name="other-learning-resources"/>
     <w:p>
       <w:pPr>
         <w:pStyle w:val="Heading2"/>
@@ -5315,6 +5315,46 @@
       <w:pPr>
         <w:pStyle w:val="BodyText"/>
       </w:pPr>
+      <w:hyperlink r:id="rId91">
+        <w:r>
+          <w:rPr>
+            <w:rStyle w:val="Hyperlink"/>
+          </w:rPr>
+          <w:t xml:space="preserve">Tips for Biostatisticians Collaborating with Non-Biostatistician Medical Researchers</w:t>
+        </w:r>
+      </w:hyperlink>
+      <w:r>
+        <w:t xml:space="preserve">:</w:t>
+      </w:r>
+      <w:r>
+        <w:br/>
+      </w:r>
+      <w:r>
+        <w:t xml:space="preserve">Frank Harrell’s slide deck on statistical collaboration and consulting</w:t>
+      </w:r>
+      <w:r>
+        <w:t xml:space="preserve"> </w:t>
+      </w:r>
+      <w:r>
+        <w:t xml:space="preserve">(</w:t>
+      </w:r>
+      <w:r>
+        <w:t xml:space="preserve">“Your job is not to give the investigator what she wants;</w:t>
+      </w:r>
+      <w:r>
+        <w:t xml:space="preserve"> </w:t>
+      </w:r>
+      <w:r>
+        <w:t xml:space="preserve">Your job is to give her what she needs”</w:t>
+      </w:r>
+      <w:r>
+        <w:t xml:space="preserve">).</w:t>
+      </w:r>
+    </w:p>
+    <w:p>
+      <w:pPr>
+        <w:pStyle w:val="BodyText"/>
+      </w:pPr>
       <w:r>
         <w:t xml:space="preserve">Carstensen, Bendix, Epidemiology with R (Oxford, 2020; online edn,</w:t>
       </w:r>
@@ -5327,7 +5367,7 @@
       <w:r>
         <w:t xml:space="preserve"> </w:t>
       </w:r>
-      <w:hyperlink r:id="rId91">
+      <w:hyperlink r:id="rId92">
         <w:r>
           <w:rPr>
             <w:rStyle w:val="Hyperlink"/>
@@ -5346,7 +5386,7 @@
       <w:r>
         <w:br/>
       </w:r>
-      <w:hyperlink r:id="rId92">
+      <w:hyperlink r:id="rId93">
         <w:r>
           <w:rPr>
             <w:rStyle w:val="Hyperlink"/>
@@ -5365,7 +5405,7 @@
       <w:r>
         <w:br/>
       </w:r>
-      <w:hyperlink r:id="rId93">
+      <w:hyperlink r:id="rId94">
         <w:r>
           <w:rPr>
             <w:rStyle w:val="Hyperlink"/>
@@ -5390,7 +5430,7 @@
       <w:r>
         <w:br/>
       </w:r>
-      <w:hyperlink r:id="rId94">
+      <w:hyperlink r:id="rId95">
         <w:r>
           <w:rPr>
             <w:rStyle w:val="Hyperlink"/>
@@ -5409,7 +5449,7 @@
       <w:r>
         <w:t xml:space="preserve"> </w:t>
       </w:r>
-      <w:hyperlink r:id="rId95">
+      <w:hyperlink r:id="rId96">
         <w:r>
           <w:rPr>
             <w:rStyle w:val="Hyperlink"/>
@@ -5428,7 +5468,7 @@
       <w:r>
         <w:t xml:space="preserve"> </w:t>
       </w:r>
-      <w:hyperlink r:id="rId96">
+      <w:hyperlink r:id="rId97">
         <w:r>
           <w:rPr>
             <w:rStyle w:val="Hyperlink"/>
@@ -5447,7 +5487,7 @@
       <w:r>
         <w:t xml:space="preserve"> </w:t>
       </w:r>
-      <w:hyperlink r:id="rId97">
+      <w:hyperlink r:id="rId98">
         <w:r>
           <w:rPr>
             <w:rStyle w:val="Hyperlink"/>
@@ -5456,8 +5496,8 @@
         </w:r>
       </w:hyperlink>
     </w:p>
-    <w:bookmarkEnd w:id="98"/>
-    <w:bookmarkStart w:id="101" w:name="self-care-as-students"/>
+    <w:bookmarkEnd w:id="99"/>
+    <w:bookmarkStart w:id="102" w:name="self-care-as-students"/>
     <w:p>
       <w:pPr>
         <w:pStyle w:val="Heading2"/>
@@ -5546,7 +5586,7 @@
       <w:r>
         <w:t xml:space="preserve"> </w:t>
       </w:r>
-      <w:hyperlink r:id="rId99">
+      <w:hyperlink r:id="rId100">
         <w:r>
           <w:rPr>
             <w:rStyle w:val="Hyperlink"/>
@@ -5626,7 +5666,7 @@
       <w:r>
         <w:t xml:space="preserve"> </w:t>
       </w:r>
-      <w:hyperlink r:id="rId100">
+      <w:hyperlink r:id="rId101">
         <w:r>
           <w:rPr>
             <w:rStyle w:val="Hyperlink"/>
@@ -5635,8 +5675,8 @@
         </w:r>
       </w:hyperlink>
     </w:p>
-    <w:bookmarkEnd w:id="101"/>
-    <w:bookmarkStart w:id="103" w:name="special-accommodations"/>
+    <w:bookmarkEnd w:id="102"/>
+    <w:bookmarkStart w:id="104" w:name="special-accommodations"/>
     <w:p>
       <w:pPr>
         <w:pStyle w:val="Heading2"/>
@@ -5706,7 +5746,7 @@
       <w:r>
         <w:t xml:space="preserve">see: </w:t>
       </w:r>
-      <w:hyperlink r:id="rId102">
+      <w:hyperlink r:id="rId103">
         <w:r>
           <w:rPr>
             <w:rStyle w:val="Hyperlink"/>
@@ -5732,8 +5772,8 @@
         <w:t xml:space="preserve">one-on-one to customize accommodations to your specific needs.</w:t>
       </w:r>
     </w:p>
-    <w:bookmarkEnd w:id="103"/>
-    <w:bookmarkStart w:id="105" w:name="academic-verification"/>
+    <w:bookmarkEnd w:id="104"/>
+    <w:bookmarkStart w:id="106" w:name="academic-verification"/>
     <w:p>
       <w:pPr>
         <w:pStyle w:val="Heading2"/>
@@ -5764,7 +5804,7 @@
       <w:r>
         <w:t xml:space="preserve"> </w:t>
       </w:r>
-      <w:hyperlink r:id="rId104">
+      <w:hyperlink r:id="rId105">
         <w:r>
           <w:rPr>
             <w:rStyle w:val="Hyperlink"/>
@@ -5788,8 +5828,8 @@
         <w:t xml:space="preserve">or other administrative hassles! </w:t>
       </w:r>
     </w:p>
-    <w:bookmarkEnd w:id="105"/>
-    <w:bookmarkStart w:id="110" w:name="academic-conduct"/>
+    <w:bookmarkEnd w:id="106"/>
+    <w:bookmarkStart w:id="111" w:name="academic-conduct"/>
     <w:p>
       <w:pPr>
         <w:pStyle w:val="Heading2"/>
@@ -5838,7 +5878,7 @@
       <w:r>
         <w:t xml:space="preserve"> </w:t>
       </w:r>
-      <w:hyperlink r:id="rId106">
+      <w:hyperlink r:id="rId107">
         <w:r>
           <w:rPr>
             <w:rStyle w:val="Hyperlink"/>
@@ -5858,7 +5898,7 @@
       <w:r>
         <w:t xml:space="preserve"> </w:t>
       </w:r>
-      <w:hyperlink r:id="rId107">
+      <w:hyperlink r:id="rId108">
         <w:r>
           <w:rPr>
             <w:rStyle w:val="Hyperlink"/>
@@ -5913,7 +5953,7 @@
       <w:r>
         <w:t xml:space="preserve">(</w:t>
       </w:r>
-      <w:hyperlink r:id="rId108">
+      <w:hyperlink r:id="rId109">
         <w:r>
           <w:rPr>
             <w:rStyle w:val="Hyperlink"/>
@@ -5937,7 +5977,7 @@
         <w:t xml:space="preserve">professional respect, courtesy, sensitivity, and inclusion.</w:t>
       </w:r>
     </w:p>
-    <w:bookmarkStart w:id="109" w:name="academic-conduct-specific-to-epi-204"/>
+    <w:bookmarkStart w:id="110" w:name="academic-conduct-specific-to-epi-204"/>
     <w:p>
       <w:pPr>
         <w:pStyle w:val="Heading3"/>
@@ -5978,9 +6018,9 @@
         <w:t xml:space="preserve">crucial practice and skill both for learning and for professional work.</w:t>
       </w:r>
     </w:p>
-    <w:bookmarkEnd w:id="109"/>
     <w:bookmarkEnd w:id="110"/>
-    <w:bookmarkStart w:id="112" w:name="territory-acknowledgement"/>
+    <w:bookmarkEnd w:id="111"/>
+    <w:bookmarkStart w:id="113" w:name="territory-acknowledgement"/>
     <w:p>
       <w:pPr>
         <w:pStyle w:val="Heading2"/>
@@ -6065,7 +6105,7 @@
       <w:pPr>
         <w:pStyle w:val="BodyText"/>
       </w:pPr>
-      <w:hyperlink r:id="rId111">
+      <w:hyperlink r:id="rId112">
         <w:r>
           <w:rPr>
             <w:rStyle w:val="Hyperlink"/>
@@ -6074,8 +6114,8 @@
         </w:r>
       </w:hyperlink>
     </w:p>
-    <w:bookmarkEnd w:id="112"/>
-    <w:bookmarkStart w:id="113" w:name="changes-to-this-syllabus"/>
+    <w:bookmarkEnd w:id="113"/>
+    <w:bookmarkStart w:id="114" w:name="changes-to-this-syllabus"/>
     <w:p>
       <w:pPr>
         <w:pStyle w:val="Heading2"/>
@@ -6132,9 +6172,9 @@
         <w:t xml:space="preserve">quarter.</w:t>
       </w:r>
     </w:p>
-    <w:bookmarkEnd w:id="113"/>
     <w:bookmarkEnd w:id="114"/>
-    <w:bookmarkStart w:id="120" w:name="finding-employment-on-campus"/>
+    <w:bookmarkEnd w:id="115"/>
+    <w:bookmarkStart w:id="121" w:name="finding-employment-on-campus"/>
     <w:p>
       <w:pPr>
         <w:pStyle w:val="Heading1"/>
@@ -6184,7 +6224,7 @@
           <w:numId w:val="1023"/>
         </w:numPr>
       </w:pPr>
-      <w:hyperlink r:id="rId115">
+      <w:hyperlink r:id="rId116">
         <w:r>
           <w:rPr>
             <w:rStyle w:val="Hyperlink"/>
@@ -6212,7 +6252,7 @@
           <w:numId w:val="1023"/>
         </w:numPr>
       </w:pPr>
-      <w:hyperlink r:id="rId116">
+      <w:hyperlink r:id="rId117">
         <w:r>
           <w:rPr>
             <w:rStyle w:val="Hyperlink"/>
@@ -6240,7 +6280,7 @@
           <w:numId w:val="1023"/>
         </w:numPr>
       </w:pPr>
-      <w:hyperlink r:id="rId117">
+      <w:hyperlink r:id="rId118">
         <w:r>
           <w:rPr>
             <w:rStyle w:val="Hyperlink"/>
@@ -6268,7 +6308,7 @@
           <w:numId w:val="1023"/>
         </w:numPr>
       </w:pPr>
-      <w:hyperlink r:id="rId118">
+      <w:hyperlink r:id="rId119">
         <w:r>
           <w:rPr>
             <w:rStyle w:val="Hyperlink"/>
@@ -6296,7 +6336,7 @@
           <w:numId w:val="1023"/>
         </w:numPr>
       </w:pPr>
-      <w:hyperlink r:id="rId119">
+      <w:hyperlink r:id="rId120">
         <w:r>
           <w:rPr>
             <w:rStyle w:val="Hyperlink"/>
@@ -6317,8 +6357,8 @@
         </w:r>
       </w:hyperlink>
     </w:p>
-    <w:bookmarkEnd w:id="120"/>
-    <w:bookmarkStart w:id="123" w:name="finding-employment-after-graduating"/>
+    <w:bookmarkEnd w:id="121"/>
+    <w:bookmarkStart w:id="124" w:name="finding-employment-after-graduating"/>
     <w:p>
       <w:pPr>
         <w:pStyle w:val="Heading1"/>
@@ -6334,7 +6374,7 @@
           <w:numId w:val="1024"/>
         </w:numPr>
       </w:pPr>
-      <w:hyperlink r:id="rId121">
+      <w:hyperlink r:id="rId122">
         <w:r>
           <w:rPr>
             <w:rStyle w:val="Hyperlink"/>
@@ -6362,7 +6402,7 @@
           <w:numId w:val="1024"/>
         </w:numPr>
       </w:pPr>
-      <w:hyperlink r:id="rId122">
+      <w:hyperlink r:id="rId123">
         <w:r>
           <w:rPr>
             <w:rStyle w:val="Hyperlink"/>
@@ -6383,7 +6423,7 @@
         </w:r>
       </w:hyperlink>
     </w:p>
-    <w:bookmarkEnd w:id="123"/>
+    <w:bookmarkEnd w:id="124"/>
     <w:sectPr>
       <w:footnotePr>
         <w:numRestart w:val="eachSect"/>

--- a/chapters/syllabus-handout.docx
+++ b/chapters/syllabus-handout.docx
@@ -4033,7 +4033,7 @@
           <w:rPr>
             <w:rStyle w:val="Hyperlink"/>
           </w:rPr>
-          <w:t xml:space="preserve">https://d-morrison.github.io/rme/</w:t>
+          <w:t xml:space="preserve">https://morrison-lab.github.io/rme/</w:t>
         </w:r>
       </w:hyperlink>
       <w:r>
